--- a/00_Project_Management/Roadmap.docx
+++ b/00_Project_Management/Roadmap.docx
@@ -570,6 +570,12 @@
             <w:insideH w:val="single" w:color="auto" w:sz="4" w:space="0"/>
             <w:insideV w:val="single" w:color="auto" w:sz="4" w:space="0"/>
           </w:tblBorders>
+          <w:tblCellMar>
+            <w:top w:w="0" w:type="dxa"/>
+            <w:left w:w="10" w:type="dxa"/>
+            <w:bottom w:w="0" w:type="dxa"/>
+            <w:right w:w="10" w:type="dxa"/>
+          </w:tblCellMar>
         </w:tblPrEx>
         <w:trPr>
           <w:tblHeader/>
@@ -853,6 +859,7 @@
             <w:pPr>
               <w:jc w:val="left"/>
             </w:pPr>
+            <w:bookmarkStart w:id="0" w:name="_GoBack"/>
             <w:r>
               <w:rPr>
                 <w:rFonts w:ascii="Calibri" w:hAnsi="Calibri" w:eastAsia="Calibri" w:cs="Calibri"/>
@@ -951,6 +958,7 @@
           </w:p>
         </w:tc>
       </w:tr>
+      <w:bookmarkEnd w:id="0"/>
       <w:tr>
         <w:tblPrEx>
           <w:tblBorders>
@@ -1066,17 +1074,17 @@
           <w:p>
             <w:pPr>
               <w:jc w:val="left"/>
-            </w:pPr>
-            <w:r>
-              <w:rPr>
-                <w:rFonts w:ascii="Calibri" w:hAnsi="Calibri" w:eastAsia="Calibri" w:cs="Calibri"/>
-                <w:b w:val="0"/>
-                <w:bCs w:val="0"/>
-                <w:color w:val="000000"/>
-                <w:sz w:val="20"/>
-                <w:szCs w:val="20"/>
-              </w:rPr>
-              <w:t>Chưa bắt đầu</w:t>
+              <w:rPr>
+                <w:rFonts w:hint="default"/>
+                <w:lang w:val="en-US"/>
+              </w:rPr>
+            </w:pPr>
+            <w:r>
+              <w:rPr>
+                <w:rFonts w:hint="default"/>
+                <w:lang w:val="en-US"/>
+              </w:rPr>
+              <w:t>Done</w:t>
             </w:r>
           </w:p>
         </w:tc>
@@ -3581,8 +3589,6 @@
         </w:rPr>
         <w:t>Phase E (thực hành board thật) yêu cầu: cài Quartus Prime + ModelSim/Questa, cáp USB-Blaster, nguồn 12V cho DE10-Standard, cài driver.</w:t>
       </w:r>
-      <w:bookmarkStart w:id="0" w:name="_GoBack"/>
-      <w:bookmarkEnd w:id="0"/>
     </w:p>
     <w:p>
       <w:pPr>
@@ -4367,7 +4373,7 @@
     <w:lsdException w:unhideWhenUsed="0" w:uiPriority="0" w:semiHidden="0" w:name="toc 8"/>
     <w:lsdException w:unhideWhenUsed="0" w:uiPriority="0" w:semiHidden="0" w:name="toc 9"/>
     <w:lsdException w:unhideWhenUsed="0" w:uiPriority="0" w:semiHidden="0" w:name="Normal Indent"/>
-    <w:lsdException w:uiPriority="99" w:name="footnote text"/>
+    <w:lsdException w:qFormat="1" w:uiPriority="99" w:name="footnote text"/>
     <w:lsdException w:unhideWhenUsed="0" w:uiPriority="0" w:semiHidden="0" w:name="annotation text"/>
     <w:lsdException w:unhideWhenUsed="0" w:uiPriority="0" w:semiHidden="0" w:name="header"/>
     <w:lsdException w:unhideWhenUsed="0" w:uiPriority="0" w:semiHidden="0" w:name="footer"/>
@@ -4376,12 +4382,12 @@
     <w:lsdException w:unhideWhenUsed="0" w:uiPriority="0" w:semiHidden="0" w:name="table of figures"/>
     <w:lsdException w:unhideWhenUsed="0" w:uiPriority="0" w:semiHidden="0" w:name="envelope address"/>
     <w:lsdException w:unhideWhenUsed="0" w:uiPriority="0" w:semiHidden="0" w:name="envelope return"/>
-    <w:lsdException w:uiPriority="99" w:name="footnote reference"/>
+    <w:lsdException w:qFormat="1" w:uiPriority="99" w:name="footnote reference"/>
     <w:lsdException w:unhideWhenUsed="0" w:uiPriority="0" w:semiHidden="0" w:name="annotation reference"/>
     <w:lsdException w:unhideWhenUsed="0" w:uiPriority="0" w:semiHidden="0" w:name="line number"/>
     <w:lsdException w:unhideWhenUsed="0" w:uiPriority="0" w:semiHidden="0" w:name="page number"/>
-    <w:lsdException w:uiPriority="99" w:name="endnote reference"/>
-    <w:lsdException w:uiPriority="99" w:name="endnote text"/>
+    <w:lsdException w:qFormat="1" w:uiPriority="99" w:name="endnote reference"/>
+    <w:lsdException w:qFormat="1" w:uiPriority="99" w:name="endnote text"/>
     <w:lsdException w:unhideWhenUsed="0" w:uiPriority="0" w:semiHidden="0" w:name="table of authorities"/>
     <w:lsdException w:unhideWhenUsed="0" w:uiPriority="0" w:semiHidden="0" w:name="macro"/>
     <w:lsdException w:unhideWhenUsed="0" w:uiPriority="0" w:semiHidden="0" w:name="toa heading"/>
@@ -4403,7 +4409,7 @@
     <w:lsdException w:qFormat="1" w:unhideWhenUsed="0" w:uiPriority="0" w:semiHidden="0" w:name="Title"/>
     <w:lsdException w:unhideWhenUsed="0" w:uiPriority="0" w:semiHidden="0" w:name="Closing"/>
     <w:lsdException w:unhideWhenUsed="0" w:uiPriority="0" w:semiHidden="0" w:name="Signature"/>
-    <w:lsdException w:unhideWhenUsed="0" w:uiPriority="0" w:name="Default Paragraph Font"/>
+    <w:lsdException w:qFormat="1" w:unhideWhenUsed="0" w:uiPriority="0" w:name="Default Paragraph Font"/>
     <w:lsdException w:unhideWhenUsed="0" w:uiPriority="0" w:semiHidden="0" w:name="Body Text"/>
     <w:lsdException w:unhideWhenUsed="0" w:uiPriority="0" w:semiHidden="0" w:name="Body Text Indent"/>
     <w:lsdException w:unhideWhenUsed="0" w:uiPriority="0" w:semiHidden="0" w:name="List Continue"/>
@@ -4423,7 +4429,7 @@
     <w:lsdException w:unhideWhenUsed="0" w:uiPriority="0" w:semiHidden="0" w:name="Body Text Indent 2"/>
     <w:lsdException w:unhideWhenUsed="0" w:uiPriority="0" w:semiHidden="0" w:name="Body Text Indent 3"/>
     <w:lsdException w:unhideWhenUsed="0" w:uiPriority="0" w:semiHidden="0" w:name="Block Text"/>
-    <w:lsdException w:uiPriority="99" w:semiHidden="0" w:name="Hyperlink"/>
+    <w:lsdException w:qFormat="1" w:uiPriority="99" w:semiHidden="0" w:name="Hyperlink"/>
     <w:lsdException w:unhideWhenUsed="0" w:uiPriority="0" w:semiHidden="0" w:name="FollowedHyperlink"/>
     <w:lsdException w:qFormat="1" w:unhideWhenUsed="0" w:uiPriority="0" w:semiHidden="0" w:name="Strong"/>
     <w:lsdException w:qFormat="1" w:unhideWhenUsed="0" w:uiPriority="0" w:semiHidden="0" w:name="Emphasis"/>
@@ -4690,6 +4696,7 @@
   <w:style w:type="character" w:default="1" w:styleId="8">
     <w:name w:val="Default Paragraph Font"/>
     <w:semiHidden/>
+    <w:qFormat/>
     <w:uiPriority w:val="0"/>
   </w:style>
   <w:style w:type="table" w:default="1" w:styleId="9">
@@ -4710,6 +4717,7 @@
     <w:name w:val="endnote reference"/>
     <w:semiHidden/>
     <w:unhideWhenUsed/>
+    <w:qFormat/>
     <w:uiPriority w:val="99"/>
     <w:rPr>
       <w:vertAlign w:val="superscript"/>
@@ -4720,6 +4728,7 @@
     <w:link w:val="18"/>
     <w:semiHidden/>
     <w:unhideWhenUsed/>
+    <w:qFormat/>
     <w:uiPriority w:val="99"/>
     <w:pPr>
       <w:spacing w:after="0" w:line="240" w:lineRule="auto"/>
@@ -4734,6 +4743,7 @@
     <w:name w:val="footnote reference"/>
     <w:semiHidden/>
     <w:unhideWhenUsed/>
+    <w:qFormat/>
     <w:uiPriority w:val="99"/>
     <w:rPr>
       <w:vertAlign w:val="superscript"/>
@@ -4744,6 +4754,7 @@
     <w:link w:val="17"/>
     <w:semiHidden/>
     <w:unhideWhenUsed/>
+    <w:qFormat/>
     <w:uiPriority w:val="99"/>
     <w:pPr>
       <w:spacing w:after="0" w:line="240" w:lineRule="auto"/>
@@ -4757,6 +4768,7 @@
   <w:style w:type="character" w:styleId="14">
     <w:name w:val="Hyperlink"/>
     <w:unhideWhenUsed/>
+    <w:qFormat/>
     <w:uiPriority w:val="99"/>
     <w:rPr>
       <w:color w:val="0563C1"/>
@@ -4788,6 +4800,7 @@
     <w:link w:val="13"/>
     <w:semiHidden/>
     <w:unhideWhenUsed/>
+    <w:qFormat/>
     <w:uiPriority w:val="99"/>
     <w:rPr>
       <w:sz w:val="20"/>
@@ -4799,6 +4812,7 @@
     <w:link w:val="11"/>
     <w:semiHidden/>
     <w:unhideWhenUsed/>
+    <w:qFormat/>
     <w:uiPriority w:val="99"/>
     <w:rPr>
       <w:sz w:val="20"/>

--- a/00_Project_Management/Roadmap.docx
+++ b/00_Project_Management/Roadmap.docx
@@ -859,7 +859,6 @@
             <w:pPr>
               <w:jc w:val="left"/>
             </w:pPr>
-            <w:bookmarkStart w:id="0" w:name="_GoBack"/>
             <w:r>
               <w:rPr>
                 <w:rFonts w:ascii="Calibri" w:hAnsi="Calibri" w:eastAsia="Calibri" w:cs="Calibri"/>
@@ -954,137 +953,6 @@
                 <w:lang w:val="en-US"/>
               </w:rPr>
               <w:t>Doing</w:t>
-            </w:r>
-          </w:p>
-        </w:tc>
-      </w:tr>
-      <w:bookmarkEnd w:id="0"/>
-      <w:tr>
-        <w:tblPrEx>
-          <w:tblBorders>
-            <w:top w:val="single" w:color="auto" w:sz="4" w:space="0"/>
-            <w:left w:val="single" w:color="auto" w:sz="4" w:space="0"/>
-            <w:bottom w:val="single" w:color="auto" w:sz="4" w:space="0"/>
-            <w:right w:val="single" w:color="auto" w:sz="4" w:space="0"/>
-            <w:insideH w:val="single" w:color="auto" w:sz="4" w:space="0"/>
-            <w:insideV w:val="single" w:color="auto" w:sz="4" w:space="0"/>
-          </w:tblBorders>
-          <w:tblCellMar>
-            <w:top w:w="0" w:type="dxa"/>
-            <w:left w:w="10" w:type="dxa"/>
-            <w:bottom w:w="0" w:type="dxa"/>
-            <w:right w:w="10" w:type="dxa"/>
-          </w:tblCellMar>
-        </w:tblPrEx>
-        <w:tc>
-          <w:tcPr>
-            <w:tcW w:w="900" w:type="dxa"/>
-            <w:tcMar>
-              <w:top w:w="80" w:type="dxa"/>
-              <w:left w:w="100" w:type="dxa"/>
-              <w:bottom w:w="80" w:type="dxa"/>
-              <w:right w:w="100" w:type="dxa"/>
-            </w:tcMar>
-            <w:vAlign w:val="center"/>
-          </w:tcPr>
-          <w:p>
-            <w:pPr>
-              <w:jc w:val="left"/>
-            </w:pPr>
-            <w:r>
-              <w:rPr>
-                <w:rFonts w:ascii="Calibri" w:hAnsi="Calibri" w:eastAsia="Calibri" w:cs="Calibri"/>
-                <w:b w:val="0"/>
-                <w:bCs w:val="0"/>
-                <w:color w:val="000000"/>
-                <w:sz w:val="20"/>
-                <w:szCs w:val="20"/>
-              </w:rPr>
-              <w:t>C</w:t>
-            </w:r>
-          </w:p>
-        </w:tc>
-        <w:tc>
-          <w:tcPr>
-            <w:tcW w:w="3200" w:type="dxa"/>
-            <w:tcMar>
-              <w:top w:w="80" w:type="dxa"/>
-              <w:left w:w="100" w:type="dxa"/>
-              <w:bottom w:w="80" w:type="dxa"/>
-              <w:right w:w="100" w:type="dxa"/>
-            </w:tcMar>
-            <w:vAlign w:val="center"/>
-          </w:tcPr>
-          <w:p>
-            <w:pPr>
-              <w:jc w:val="left"/>
-            </w:pPr>
-            <w:r>
-              <w:rPr>
-                <w:rFonts w:ascii="Calibri" w:hAnsi="Calibri" w:eastAsia="Calibri" w:cs="Calibri"/>
-                <w:b w:val="0"/>
-                <w:bCs w:val="0"/>
-                <w:color w:val="000000"/>
-                <w:sz w:val="20"/>
-                <w:szCs w:val="20"/>
-              </w:rPr>
-              <w:t>Resources &amp; Project Templates (Gói 3–4)</w:t>
-            </w:r>
-          </w:p>
-        </w:tc>
-        <w:tc>
-          <w:tcPr>
-            <w:tcW w:w="3600" w:type="dxa"/>
-            <w:tcMar>
-              <w:top w:w="80" w:type="dxa"/>
-              <w:left w:w="100" w:type="dxa"/>
-              <w:bottom w:w="80" w:type="dxa"/>
-              <w:right w:w="100" w:type="dxa"/>
-            </w:tcMar>
-            <w:vAlign w:val="center"/>
-          </w:tcPr>
-          <w:p>
-            <w:pPr>
-              <w:jc w:val="left"/>
-            </w:pPr>
-            <w:r>
-              <w:rPr>
-                <w:rFonts w:ascii="Calibri" w:hAnsi="Calibri" w:eastAsia="Calibri" w:cs="Calibri"/>
-                <w:b w:val="0"/>
-                <w:bCs w:val="0"/>
-                <w:color w:val="000000"/>
-                <w:sz w:val="20"/>
-                <w:szCs w:val="20"/>
-              </w:rPr>
-              <w:t>Template đọc datasheet/schematic, template project</w:t>
-            </w:r>
-          </w:p>
-        </w:tc>
-        <w:tc>
-          <w:tcPr>
-            <w:tcW w:w="1300" w:type="dxa"/>
-            <w:tcMar>
-              <w:top w:w="80" w:type="dxa"/>
-              <w:left w:w="100" w:type="dxa"/>
-              <w:bottom w:w="80" w:type="dxa"/>
-              <w:right w:w="100" w:type="dxa"/>
-            </w:tcMar>
-            <w:vAlign w:val="center"/>
-          </w:tcPr>
-          <w:p>
-            <w:pPr>
-              <w:jc w:val="left"/>
-              <w:rPr>
-                <w:rFonts w:hint="default"/>
-                <w:lang w:val="en-US"/>
-              </w:rPr>
-            </w:pPr>
-            <w:r>
-              <w:rPr>
-                <w:rFonts w:hint="default"/>
-                <w:lang w:val="en-US"/>
-              </w:rPr>
-              <w:t>Done</w:t>
             </w:r>
           </w:p>
         </w:tc>
@@ -1130,7 +998,7 @@
                 <w:sz w:val="20"/>
                 <w:szCs w:val="20"/>
               </w:rPr>
-              <w:t>D</w:t>
+              <w:t>C</w:t>
             </w:r>
           </w:p>
         </w:tc>
@@ -1158,7 +1026,7 @@
                 <w:sz w:val="20"/>
                 <w:szCs w:val="20"/>
               </w:rPr>
-              <w:t>Nội dung chi tiết Volume I–VI</w:t>
+              <w:t>Resources &amp; Project Templates (Gói 3–4)</w:t>
             </w:r>
           </w:p>
         </w:tc>
@@ -1186,7 +1054,7 @@
                 <w:sz w:val="20"/>
                 <w:szCs w:val="20"/>
               </w:rPr>
-              <w:t>Nội dung kỹ thuật đầy đủ từng chương</w:t>
+              <w:t>Template đọc datasheet/schematic, template project</w:t>
             </w:r>
           </w:p>
         </w:tc>
@@ -1204,17 +1072,17 @@
           <w:p>
             <w:pPr>
               <w:jc w:val="left"/>
-            </w:pPr>
-            <w:r>
-              <w:rPr>
-                <w:rFonts w:ascii="Calibri" w:hAnsi="Calibri" w:eastAsia="Calibri" w:cs="Calibri"/>
-                <w:b w:val="0"/>
-                <w:bCs w:val="0"/>
-                <w:color w:val="000000"/>
-                <w:sz w:val="20"/>
-                <w:szCs w:val="20"/>
-              </w:rPr>
-              <w:t>Chưa bắt đầu</w:t>
+              <w:rPr>
+                <w:rFonts w:hint="default"/>
+                <w:lang w:val="en-US"/>
+              </w:rPr>
+            </w:pPr>
+            <w:r>
+              <w:rPr>
+                <w:rFonts w:hint="default"/>
+                <w:lang w:val="en-US"/>
+              </w:rPr>
+              <w:t>Done</w:t>
             </w:r>
           </w:p>
         </w:tc>
@@ -1260,7 +1128,7 @@
                 <w:sz w:val="20"/>
                 <w:szCs w:val="20"/>
               </w:rPr>
-              <w:t>E</w:t>
+              <w:t>D</w:t>
             </w:r>
           </w:p>
         </w:tc>
@@ -1288,7 +1156,7 @@
                 <w:sz w:val="20"/>
                 <w:szCs w:val="20"/>
               </w:rPr>
-              <w:t>Thực hành trên board thật</w:t>
+              <w:t>Nội dung chi tiết Volume I–VI</w:t>
             </w:r>
           </w:p>
         </w:tc>
@@ -1316,7 +1184,7 @@
                 <w:sz w:val="20"/>
                 <w:szCs w:val="20"/>
               </w:rPr>
-              <w:t>Project LED/UART/SPI/VGA/Platform Designer chạy được</w:t>
+              <w:t>Nội dung kỹ thuật đầy đủ từng chương</w:t>
             </w:r>
           </w:p>
         </w:tc>
@@ -1390,6 +1258,136 @@
                 <w:sz w:val="20"/>
                 <w:szCs w:val="20"/>
               </w:rPr>
+              <w:t>E</w:t>
+            </w:r>
+          </w:p>
+        </w:tc>
+        <w:tc>
+          <w:tcPr>
+            <w:tcW w:w="3200" w:type="dxa"/>
+            <w:tcMar>
+              <w:top w:w="80" w:type="dxa"/>
+              <w:left w:w="100" w:type="dxa"/>
+              <w:bottom w:w="80" w:type="dxa"/>
+              <w:right w:w="100" w:type="dxa"/>
+            </w:tcMar>
+            <w:vAlign w:val="center"/>
+          </w:tcPr>
+          <w:p>
+            <w:pPr>
+              <w:jc w:val="left"/>
+            </w:pPr>
+            <w:r>
+              <w:rPr>
+                <w:rFonts w:ascii="Calibri" w:hAnsi="Calibri" w:eastAsia="Calibri" w:cs="Calibri"/>
+                <w:b w:val="0"/>
+                <w:bCs w:val="0"/>
+                <w:color w:val="000000"/>
+                <w:sz w:val="20"/>
+                <w:szCs w:val="20"/>
+              </w:rPr>
+              <w:t>Thực hành trên board thật</w:t>
+            </w:r>
+          </w:p>
+        </w:tc>
+        <w:tc>
+          <w:tcPr>
+            <w:tcW w:w="3600" w:type="dxa"/>
+            <w:tcMar>
+              <w:top w:w="80" w:type="dxa"/>
+              <w:left w:w="100" w:type="dxa"/>
+              <w:bottom w:w="80" w:type="dxa"/>
+              <w:right w:w="100" w:type="dxa"/>
+            </w:tcMar>
+            <w:vAlign w:val="center"/>
+          </w:tcPr>
+          <w:p>
+            <w:pPr>
+              <w:jc w:val="left"/>
+            </w:pPr>
+            <w:r>
+              <w:rPr>
+                <w:rFonts w:ascii="Calibri" w:hAnsi="Calibri" w:eastAsia="Calibri" w:cs="Calibri"/>
+                <w:b w:val="0"/>
+                <w:bCs w:val="0"/>
+                <w:color w:val="000000"/>
+                <w:sz w:val="20"/>
+                <w:szCs w:val="20"/>
+              </w:rPr>
+              <w:t>Project LED/UART/SPI/VGA/Platform Designer chạy được</w:t>
+            </w:r>
+          </w:p>
+        </w:tc>
+        <w:tc>
+          <w:tcPr>
+            <w:tcW w:w="1300" w:type="dxa"/>
+            <w:tcMar>
+              <w:top w:w="80" w:type="dxa"/>
+              <w:left w:w="100" w:type="dxa"/>
+              <w:bottom w:w="80" w:type="dxa"/>
+              <w:right w:w="100" w:type="dxa"/>
+            </w:tcMar>
+            <w:vAlign w:val="center"/>
+          </w:tcPr>
+          <w:p>
+            <w:pPr>
+              <w:jc w:val="left"/>
+            </w:pPr>
+            <w:r>
+              <w:rPr>
+                <w:rFonts w:ascii="Calibri" w:hAnsi="Calibri" w:eastAsia="Calibri" w:cs="Calibri"/>
+                <w:b w:val="0"/>
+                <w:bCs w:val="0"/>
+                <w:color w:val="000000"/>
+                <w:sz w:val="20"/>
+                <w:szCs w:val="20"/>
+              </w:rPr>
+              <w:t>Chưa bắt đầu</w:t>
+            </w:r>
+          </w:p>
+        </w:tc>
+      </w:tr>
+      <w:tr>
+        <w:tblPrEx>
+          <w:tblBorders>
+            <w:top w:val="single" w:color="auto" w:sz="4" w:space="0"/>
+            <w:left w:val="single" w:color="auto" w:sz="4" w:space="0"/>
+            <w:bottom w:val="single" w:color="auto" w:sz="4" w:space="0"/>
+            <w:right w:val="single" w:color="auto" w:sz="4" w:space="0"/>
+            <w:insideH w:val="single" w:color="auto" w:sz="4" w:space="0"/>
+            <w:insideV w:val="single" w:color="auto" w:sz="4" w:space="0"/>
+          </w:tblBorders>
+          <w:tblCellMar>
+            <w:top w:w="0" w:type="dxa"/>
+            <w:left w:w="10" w:type="dxa"/>
+            <w:bottom w:w="0" w:type="dxa"/>
+            <w:right w:w="10" w:type="dxa"/>
+          </w:tblCellMar>
+        </w:tblPrEx>
+        <w:tc>
+          <w:tcPr>
+            <w:tcW w:w="900" w:type="dxa"/>
+            <w:tcMar>
+              <w:top w:w="80" w:type="dxa"/>
+              <w:left w:w="100" w:type="dxa"/>
+              <w:bottom w:w="80" w:type="dxa"/>
+              <w:right w:w="100" w:type="dxa"/>
+            </w:tcMar>
+            <w:vAlign w:val="center"/>
+          </w:tcPr>
+          <w:p>
+            <w:pPr>
+              <w:jc w:val="left"/>
+            </w:pPr>
+            <w:r>
+              <w:rPr>
+                <w:rFonts w:ascii="Calibri" w:hAnsi="Calibri" w:eastAsia="Calibri" w:cs="Calibri"/>
+                <w:b w:val="0"/>
+                <w:bCs w:val="0"/>
+                <w:color w:val="000000"/>
+                <w:sz w:val="20"/>
+                <w:szCs w:val="20"/>
+              </w:rPr>
               <w:t>F</w:t>
             </w:r>
           </w:p>
@@ -1464,17 +1462,17 @@
           <w:p>
             <w:pPr>
               <w:jc w:val="left"/>
-            </w:pPr>
-            <w:r>
-              <w:rPr>
-                <w:rFonts w:ascii="Calibri" w:hAnsi="Calibri" w:eastAsia="Calibri" w:cs="Calibri"/>
-                <w:b w:val="0"/>
-                <w:bCs w:val="0"/>
-                <w:color w:val="000000"/>
-                <w:sz w:val="20"/>
-                <w:szCs w:val="20"/>
-              </w:rPr>
-              <w:t>Chưa bắt đầu</w:t>
+              <w:rPr>
+                <w:rFonts w:hint="default"/>
+                <w:lang w:val="en-US"/>
+              </w:rPr>
+            </w:pPr>
+            <w:r>
+              <w:rPr>
+                <w:rFonts w:hint="default"/>
+                <w:lang w:val="en-US"/>
+              </w:rPr>
+              <w:t>Done</w:t>
             </w:r>
           </w:p>
         </w:tc>
@@ -1517,9 +1515,9 @@
         </w:tblCellMar>
       </w:tblPr>
       <w:tblGrid>
-        <w:gridCol w:w="2062"/>
+        <w:gridCol w:w="2055"/>
         <w:gridCol w:w="5818"/>
-        <w:gridCol w:w="1120"/>
+        <w:gridCol w:w="1127"/>
       </w:tblGrid>
       <w:tr>
         <w:tblPrEx>
@@ -2226,18 +2224,20 @@
           <w:p>
             <w:pPr>
               <w:jc w:val="left"/>
-            </w:pPr>
-            <w:r>
-              <w:rPr>
-                <w:rFonts w:ascii="Calibri" w:hAnsi="Calibri" w:eastAsia="Calibri" w:cs="Calibri"/>
-                <w:b w:val="0"/>
-                <w:bCs w:val="0"/>
-                <w:color w:val="000000"/>
-                <w:sz w:val="20"/>
-                <w:szCs w:val="20"/>
-              </w:rPr>
-              <w:t>Sắp tạo</w:t>
-            </w:r>
+              <w:rPr>
+                <w:rFonts w:hint="default"/>
+                <w:lang w:val="en-US"/>
+              </w:rPr>
+            </w:pPr>
+            <w:r>
+              <w:rPr>
+                <w:rFonts w:hint="default"/>
+                <w:lang w:val="en-US"/>
+              </w:rPr>
+              <w:t>Doing</w:t>
+            </w:r>
+            <w:bookmarkStart w:id="0" w:name="_GoBack"/>
+            <w:bookmarkEnd w:id="0"/>
           </w:p>
         </w:tc>
       </w:tr>

--- a/00_Project_Management/Roadmap.docx
+++ b/00_Project_Management/Roadmap.docx
@@ -1202,18 +1202,20 @@
           <w:p>
             <w:pPr>
               <w:jc w:val="left"/>
-            </w:pPr>
-            <w:r>
-              <w:rPr>
-                <w:rFonts w:ascii="Calibri" w:hAnsi="Calibri" w:eastAsia="Calibri" w:cs="Calibri"/>
-                <w:b w:val="0"/>
-                <w:bCs w:val="0"/>
-                <w:color w:val="000000"/>
-                <w:sz w:val="20"/>
-                <w:szCs w:val="20"/>
-              </w:rPr>
-              <w:t>Chưa bắt đầu</w:t>
-            </w:r>
+              <w:rPr>
+                <w:rFonts w:hint="default"/>
+                <w:lang w:val="en-US"/>
+              </w:rPr>
+            </w:pPr>
+            <w:r>
+              <w:rPr>
+                <w:rFonts w:hint="default"/>
+                <w:lang w:val="en-US"/>
+              </w:rPr>
+              <w:t>Doing</w:t>
+            </w:r>
+            <w:bookmarkStart w:id="0" w:name="_GoBack"/>
+            <w:bookmarkEnd w:id="0"/>
           </w:p>
         </w:tc>
       </w:tr>
@@ -2236,8 +2238,6 @@
               </w:rPr>
               <w:t>Doing</w:t>
             </w:r>
-            <w:bookmarkStart w:id="0" w:name="_GoBack"/>
-            <w:bookmarkEnd w:id="0"/>
           </w:p>
         </w:tc>
       </w:tr>
